--- a/submision/Jai Jalaram Packaging SRS.docx
+++ b/submision/Jai Jalaram Packaging SRS.docx
@@ -33,6 +33,7 @@
           <w:szCs w:val="24"/>
         </w:rPr>
       </w:pPr>
+      <w:proofErr w:type="gramStart"/>
       <w:r>
         <w:rPr>
           <w:rFonts w:ascii="Times New Roman" w:hAnsi="Times New Roman" w:cs="Times New Roman"/>
@@ -47,7 +48,16 @@
           <w:sz w:val="24"/>
           <w:szCs w:val="24"/>
         </w:rPr>
-        <w:t xml:space="preserve"> : </w:t>
+        <w:t xml:space="preserve"> :</w:t>
+      </w:r>
+      <w:proofErr w:type="gramEnd"/>
+      <w:r>
+        <w:rPr>
+          <w:rFonts w:ascii="Times New Roman" w:hAnsi="Times New Roman" w:cs="Times New Roman"/>
+          <w:sz w:val="24"/>
+          <w:szCs w:val="24"/>
+        </w:rPr>
+        <w:t xml:space="preserve"> </w:t>
       </w:r>
     </w:p>
     <w:p>
@@ -780,6 +790,7 @@
           <w:szCs w:val="24"/>
         </w:rPr>
       </w:pPr>
+      <w:proofErr w:type="gramStart"/>
       <w:r>
         <w:rPr>
           <w:rFonts w:ascii="Times New Roman" w:hAnsi="Times New Roman" w:cs="Times New Roman"/>
@@ -794,7 +805,16 @@
           <w:sz w:val="24"/>
           <w:szCs w:val="24"/>
         </w:rPr>
-        <w:t xml:space="preserve"> : </w:t>
+        <w:t xml:space="preserve"> :</w:t>
+      </w:r>
+      <w:proofErr w:type="gramEnd"/>
+      <w:r>
+        <w:rPr>
+          <w:rFonts w:ascii="Times New Roman" w:hAnsi="Times New Roman" w:cs="Times New Roman"/>
+          <w:sz w:val="24"/>
+          <w:szCs w:val="24"/>
+        </w:rPr>
+        <w:t xml:space="preserve"> </w:t>
       </w:r>
     </w:p>
     <w:p>
@@ -830,8 +850,20 @@
           <w:sz w:val="24"/>
           <w:szCs w:val="24"/>
         </w:rPr>
-        <w:t>Product Perspective :</w:t>
-      </w:r>
+        <w:t xml:space="preserve">Product </w:t>
+      </w:r>
+      <w:proofErr w:type="gramStart"/>
+      <w:r>
+        <w:rPr>
+          <w:rFonts w:ascii="Times New Roman" w:hAnsi="Times New Roman" w:cs="Times New Roman"/>
+          <w:b/>
+          <w:bCs/>
+          <w:sz w:val="24"/>
+          <w:szCs w:val="24"/>
+        </w:rPr>
+        <w:t>Perspective :</w:t>
+      </w:r>
+      <w:proofErr w:type="gramEnd"/>
     </w:p>
     <w:p>
       <w:pPr>
@@ -8990,7 +9022,25 @@
           <w:szCs w:val="24"/>
         </w:rPr>
         <w:lastRenderedPageBreak/>
-        <w:t xml:space="preserve">Level 1 : </w:t>
+        <w:t xml:space="preserve">Level </w:t>
+      </w:r>
+      <w:proofErr w:type="gramStart"/>
+      <w:r>
+        <w:rPr>
+          <w:rFonts w:ascii="Times New Roman" w:hAnsi="Times New Roman" w:cs="Times New Roman"/>
+          <w:sz w:val="24"/>
+          <w:szCs w:val="24"/>
+        </w:rPr>
+        <w:t>1 :</w:t>
+      </w:r>
+      <w:proofErr w:type="gramEnd"/>
+      <w:r>
+        <w:rPr>
+          <w:rFonts w:ascii="Times New Roman" w:hAnsi="Times New Roman" w:cs="Times New Roman"/>
+          <w:sz w:val="24"/>
+          <w:szCs w:val="24"/>
+        </w:rPr>
+        <w:t xml:space="preserve"> </w:t>
       </w:r>
     </w:p>
     <w:p>
@@ -9091,7 +9141,7 @@
           <w:szCs w:val="24"/>
         </w:rPr>
         <w:drawing>
-          <wp:inline distT="0" distB="0" distL="0" distR="0" wp14:anchorId="72C0A585" wp14:editId="1854D623">
+          <wp:inline distT="0" distB="0" distL="0" distR="0" wp14:anchorId="72C0A585" wp14:editId="1F4227E4">
             <wp:extent cx="5731510" cy="439420"/>
             <wp:effectExtent l="0" t="0" r="2540" b="0"/>
             <wp:docPr id="1811186313" name="Picture 7"/>
@@ -9310,6 +9360,7 @@
           <w:szCs w:val="24"/>
         </w:rPr>
       </w:pPr>
+      <w:proofErr w:type="gramStart"/>
       <w:r>
         <w:rPr>
           <w:rFonts w:ascii="Times New Roman" w:hAnsi="Times New Roman" w:cs="Times New Roman"/>
@@ -9325,29 +9376,37 @@
           <w:sz w:val="24"/>
           <w:szCs w:val="24"/>
         </w:rPr>
-        <w:t xml:space="preserve">: </w:t>
-      </w:r>
-    </w:p>
-    <w:p>
-      <w:pPr>
-        <w:rPr>
-          <w:rFonts w:ascii="Times New Roman" w:hAnsi="Times New Roman" w:cs="Times New Roman"/>
-          <w:sz w:val="24"/>
-          <w:szCs w:val="24"/>
-        </w:rPr>
-      </w:pPr>
-      <w:r>
-        <w:rPr>
-          <w:rFonts w:ascii="Times New Roman" w:hAnsi="Times New Roman" w:cs="Times New Roman"/>
-          <w:noProof/>
+        <w:t>:</w:t>
+      </w:r>
+      <w:proofErr w:type="gramEnd"/>
+      <w:r>
+        <w:rPr>
+          <w:rFonts w:ascii="Times New Roman" w:hAnsi="Times New Roman" w:cs="Times New Roman"/>
+          <w:sz w:val="24"/>
+          <w:szCs w:val="24"/>
+        </w:rPr>
+        <w:t xml:space="preserve"> </w:t>
+      </w:r>
+    </w:p>
+    <w:p>
+      <w:pPr>
+        <w:rPr>
+          <w:rFonts w:ascii="Times New Roman" w:hAnsi="Times New Roman" w:cs="Times New Roman"/>
+          <w:sz w:val="24"/>
+          <w:szCs w:val="24"/>
+        </w:rPr>
+      </w:pPr>
+      <w:r>
+        <w:rPr>
+          <w:rFonts w:ascii="Times New Roman" w:hAnsi="Times New Roman" w:cs="Times New Roman"/>
           <w:sz w:val="24"/>
           <w:szCs w:val="24"/>
         </w:rPr>
         <w:drawing>
-          <wp:inline distT="0" distB="0" distL="0" distR="0" wp14:anchorId="31EC4574" wp14:editId="66C37272">
-            <wp:extent cx="4163695" cy="8435340"/>
-            <wp:effectExtent l="0" t="0" r="8255" b="3810"/>
-            <wp:docPr id="813123203" name="Picture 1"/>
+          <wp:inline distT="0" distB="0" distL="0" distR="0" wp14:anchorId="374C7E20" wp14:editId="435BFEE6">
+            <wp:extent cx="5731510" cy="5537200"/>
+            <wp:effectExtent l="0" t="0" r="2540" b="6350"/>
+            <wp:docPr id="537033879" name="Picture 2"/>
             <wp:cNvGraphicFramePr>
               <a:graphicFrameLocks xmlns:a="http://schemas.openxmlformats.org/drawingml/2006/main" noChangeAspect="1"/>
             </wp:cNvGraphicFramePr>
@@ -9355,29 +9414,41 @@
               <a:graphicData uri="http://schemas.openxmlformats.org/drawingml/2006/picture">
                 <pic:pic xmlns:pic="http://schemas.openxmlformats.org/drawingml/2006/picture">
                   <pic:nvPicPr>
-                    <pic:cNvPr id="813123203" name="Picture 813123203"/>
-                    <pic:cNvPicPr/>
+                    <pic:cNvPr id="0" name="Picture 6"/>
+                    <pic:cNvPicPr>
+                      <a:picLocks noChangeAspect="1" noChangeArrowheads="1"/>
+                    </pic:cNvPicPr>
                   </pic:nvPicPr>
-                  <pic:blipFill>
-                    <a:blip r:embed="rId8" cstate="print">
+                  <pic:blipFill rotWithShape="1">
+                    <a:blip r:embed="rId8">
                       <a:extLst>
                         <a:ext uri="{28A0092B-C50C-407E-A947-70E740481C1C}">
                           <a14:useLocalDpi xmlns:a14="http://schemas.microsoft.com/office/drawing/2010/main" val="0"/>
                         </a:ext>
                       </a:extLst>
                     </a:blip>
+                    <a:srcRect b="8445"/>
                     <a:stretch>
                       <a:fillRect/>
                     </a:stretch>
                   </pic:blipFill>
-                  <pic:spPr>
+                  <pic:spPr bwMode="auto">
                     <a:xfrm>
                       <a:off x="0" y="0"/>
-                      <a:ext cx="4163695" cy="8435340"/>
+                      <a:ext cx="5731510" cy="5537200"/>
                     </a:xfrm>
                     <a:prstGeom prst="rect">
                       <a:avLst/>
                     </a:prstGeom>
+                    <a:noFill/>
+                    <a:ln>
+                      <a:noFill/>
+                    </a:ln>
+                    <a:extLst>
+                      <a:ext uri="{53640926-AAD7-44D8-BBD7-CCE9431645EC}">
+                        <a14:shadowObscured xmlns:a14="http://schemas.microsoft.com/office/drawing/2010/main"/>
+                      </a:ext>
+                    </a:extLst>
                   </pic:spPr>
                 </pic:pic>
               </a:graphicData>
@@ -9385,6 +9456,96 @@
           </wp:inline>
         </w:drawing>
       </w:r>
+    </w:p>
+    <w:p>
+      <w:pPr>
+        <w:rPr>
+          <w:rFonts w:ascii="Times New Roman" w:hAnsi="Times New Roman" w:cs="Times New Roman"/>
+          <w:sz w:val="24"/>
+          <w:szCs w:val="24"/>
+        </w:rPr>
+      </w:pPr>
+    </w:p>
+    <w:p>
+      <w:pPr>
+        <w:rPr>
+          <w:rFonts w:ascii="Times New Roman" w:hAnsi="Times New Roman" w:cs="Times New Roman"/>
+          <w:sz w:val="24"/>
+          <w:szCs w:val="24"/>
+        </w:rPr>
+      </w:pPr>
+    </w:p>
+    <w:p>
+      <w:pPr>
+        <w:rPr>
+          <w:rFonts w:ascii="Times New Roman" w:hAnsi="Times New Roman" w:cs="Times New Roman"/>
+          <w:sz w:val="24"/>
+          <w:szCs w:val="24"/>
+        </w:rPr>
+      </w:pPr>
+    </w:p>
+    <w:p>
+      <w:pPr>
+        <w:rPr>
+          <w:rFonts w:ascii="Times New Roman" w:hAnsi="Times New Roman" w:cs="Times New Roman"/>
+          <w:sz w:val="24"/>
+          <w:szCs w:val="24"/>
+        </w:rPr>
+      </w:pPr>
+    </w:p>
+    <w:p>
+      <w:pPr>
+        <w:rPr>
+          <w:rFonts w:ascii="Times New Roman" w:hAnsi="Times New Roman" w:cs="Times New Roman"/>
+          <w:sz w:val="24"/>
+          <w:szCs w:val="24"/>
+        </w:rPr>
+      </w:pPr>
+    </w:p>
+    <w:p>
+      <w:pPr>
+        <w:rPr>
+          <w:rFonts w:ascii="Times New Roman" w:hAnsi="Times New Roman" w:cs="Times New Roman"/>
+          <w:sz w:val="24"/>
+          <w:szCs w:val="24"/>
+        </w:rPr>
+      </w:pPr>
+    </w:p>
+    <w:p>
+      <w:pPr>
+        <w:rPr>
+          <w:rFonts w:ascii="Times New Roman" w:hAnsi="Times New Roman" w:cs="Times New Roman"/>
+          <w:sz w:val="24"/>
+          <w:szCs w:val="24"/>
+        </w:rPr>
+      </w:pPr>
+    </w:p>
+    <w:p>
+      <w:pPr>
+        <w:rPr>
+          <w:rFonts w:ascii="Times New Roman" w:hAnsi="Times New Roman" w:cs="Times New Roman"/>
+          <w:sz w:val="24"/>
+          <w:szCs w:val="24"/>
+        </w:rPr>
+      </w:pPr>
+    </w:p>
+    <w:p>
+      <w:pPr>
+        <w:rPr>
+          <w:rFonts w:ascii="Times New Roman" w:hAnsi="Times New Roman" w:cs="Times New Roman"/>
+          <w:sz w:val="24"/>
+          <w:szCs w:val="24"/>
+        </w:rPr>
+      </w:pPr>
+    </w:p>
+    <w:p>
+      <w:pPr>
+        <w:rPr>
+          <w:rFonts w:ascii="Times New Roman" w:hAnsi="Times New Roman" w:cs="Times New Roman"/>
+          <w:sz w:val="24"/>
+          <w:szCs w:val="24"/>
+        </w:rPr>
+      </w:pPr>
     </w:p>
     <w:p>
       <w:pPr>
@@ -14850,7 +15011,6 @@
   <w:style w:type="character" w:default="1" w:styleId="DefaultParagraphFont">
     <w:name w:val="Default Paragraph Font"/>
     <w:uiPriority w:val="1"/>
-    <w:semiHidden/>
     <w:unhideWhenUsed/>
   </w:style>
   <w:style w:type="table" w:default="1" w:styleId="TableNormal">
